--- a/artifacts/FIN-28/build/prior-period-footnotes.docx
+++ b/artifacts/FIN-28/build/prior-period-footnotes.docx
@@ -535,13 +535,13 @@
         <w:t xml:space="preserve"> </w:t>
       </w:r>
       <w:r>
-        <w:t xml:space="preserve">measured against the charge recorded in the expense accounts it supports, and</w:t>
-      </w:r>
-      <w:r>
-        <w:t xml:space="preserve"> </w:t>
-      </w:r>
-      <w:r>
-        <w:t xml:space="preserve">is relieved as the underlying amount is invoiced or paid.</w:t>
+        <w:t xml:space="preserve">measured against the charge recorded in the accounts it supports, and is</w:t>
+      </w:r>
+      <w:r>
+        <w:t xml:space="preserve"> </w:t>
+      </w:r>
+      <w:r>
+        <w:t xml:space="preserve">relieved as the underlying amount is invoiced or paid.</w:t>
       </w:r>
     </w:p>
     <w:p>
@@ -549,13 +549,19 @@
         <w:pStyle w:val="BodyText"/>
       </w:pPr>
       <w:r>
-        <w:t xml:space="preserve">The expense recognized in February 2026 in the accounts these accruals support</w:t>
-      </w:r>
-      <w:r>
-        <w:t xml:space="preserve"> </w:t>
-      </w:r>
-      <w:r>
-        <w:t xml:space="preserve">was:</w:t>
+        <w:t xml:space="preserve">The payroll, bonus and commission accruals (2020, 2030 and 2040) are measured</w:t>
+      </w:r>
+      <w:r>
+        <w:t xml:space="preserve"> </w:t>
+      </w:r>
+      <w:r>
+        <w:t xml:space="preserve">against the compensation accounts they support. The expense recognized in</w:t>
+      </w:r>
+      <w:r>
+        <w:t xml:space="preserve"> </w:t>
+      </w:r>
+      <w:r>
+        <w:t xml:space="preserve">those compensation accounts in February 2026 was:</w:t>
       </w:r>
     </w:p>
     <w:tbl>
@@ -753,6 +759,32 @@
         <w:pStyle w:val="BodyText"/>
       </w:pPr>
       <w:r>
+        <w:t xml:space="preserve">Accrued Liabilities (2010) is the accrual for goods and services received and</w:t>
+      </w:r>
+      <w:r>
+        <w:t xml:space="preserve"> </w:t>
+      </w:r>
+      <w:r>
+        <w:t xml:space="preserve">not yet invoiced, and it is not in the table above. It is measured from the</w:t>
+      </w:r>
+      <w:r>
+        <w:t xml:space="preserve"> </w:t>
+      </w:r>
+      <w:r>
+        <w:t xml:space="preserve">receipt records rather than from a single expense account, because the charge</w:t>
+      </w:r>
+      <w:r>
+        <w:t xml:space="preserve"> </w:t>
+      </w:r>
+      <w:r>
+        <w:t xml:space="preserve">it relieves lands in whichever account consumed the goods or the service.</w:t>
+      </w:r>
+    </w:p>
+    <w:p>
+      <w:pPr>
+        <w:pStyle w:val="BodyText"/>
+      </w:pPr>
+      <w:r>
         <w:t xml:space="preserve">The accrued balances in accounts 2010, 2020, 2030 and 2040 at 2026-02-28 are</w:t>
       </w:r>
       <w:r>
@@ -1061,13 +1093,13 @@
         <w:pStyle w:val="FirstParagraph"/>
       </w:pPr>
       <w:r>
-        <w:t xml:space="preserve">Events after 2026-02-28 and through the date this set was issued were evaluated</w:t>
-      </w:r>
-      <w:r>
-        <w:t xml:space="preserve"> </w:t>
-      </w:r>
-      <w:r>
-        <w:t xml:space="preserve">against two questions: whether the event gives evidence about a condition that</w:t>
+        <w:t xml:space="preserve">Events after 2026-02-28 and through the approval recorded at the head of this</w:t>
+      </w:r>
+      <w:r>
+        <w:t xml:space="preserve"> </w:t>
+      </w:r>
+      <w:r>
+        <w:t xml:space="preserve">set were evaluated against two questions: whether the event gives evidence about a condition that</w:t>
       </w:r>
       <w:r>
         <w:t xml:space="preserve"> </w:t>
@@ -1113,13 +1145,13 @@
         <w:t xml:space="preserve"> </w:t>
       </w:r>
       <w:r>
-        <w:t xml:space="preserve">is prepared from the review performed after period end and closes when the set</w:t>
-      </w:r>
-      <w:r>
-        <w:t xml:space="preserve"> </w:t>
-      </w:r>
-      <w:r>
-        <w:t xml:space="preserve">is issued.</w:t>
+        <w:t xml:space="preserve">is prepared from the review performed after period end and closes at that same</w:t>
+      </w:r>
+      <w:r>
+        <w:t xml:space="preserve"> </w:t>
+      </w:r>
+      <w:r>
+        <w:t xml:space="preserve">approval.</w:t>
       </w:r>
     </w:p>
     <w:p>
